--- a/docs/math.docx
+++ b/docs/math.docx
@@ -324,7 +324,7 @@
     <w:p>
       <w:r>
         <w:pict w14:anchorId="3591FB7A">
-          <v:rect id="_x0000_i1085" style="width:0;height:1.5pt" o:hralign="center" o:hrstd="t" o:hr="t" fillcolor="#a0a0a0" stroked="f"/>
+          <v:rect id="_x0000_i1025" style="width:0;height:1.5pt" o:hralign="center" o:hrstd="t" o:hr="t" fillcolor="#a0a0a0" stroked="f"/>
         </w:pict>
       </w:r>
     </w:p>
@@ -657,6 +657,9 @@
             </m:den>
           </m:f>
           <m:r>
+            <m:rPr>
+              <m:sty m:val="p"/>
+            </m:rPr>
             <w:br/>
           </m:r>
         </m:oMath>
@@ -819,7 +822,7 @@
     <w:p>
       <w:r>
         <w:pict w14:anchorId="3C695A73">
-          <v:rect id="_x0000_i1086" style="width:0;height:1.5pt" o:hralign="center" o:hrstd="t" o:hr="t" fillcolor="#a0a0a0" stroked="f"/>
+          <v:rect id="_x0000_i1026" style="width:0;height:1.5pt" o:hralign="center" o:hrstd="t" o:hr="t" fillcolor="#a0a0a0" stroked="f"/>
         </w:pict>
       </w:r>
     </w:p>
@@ -1115,9 +1118,6 @@
             <m:t>,0)</m:t>
           </m:r>
           <m:r>
-            <w:rPr>
-              <w:i/>
-            </w:rPr>
             <w:br/>
           </m:r>
         </m:oMath>
@@ -1166,7 +1166,7 @@
     <w:p>
       <w:r>
         <w:pict w14:anchorId="30BFD388">
-          <v:rect id="_x0000_i1087" style="width:0;height:1.5pt" o:hralign="center" o:hrstd="t" o:hr="t" fillcolor="#a0a0a0" stroked="f"/>
+          <v:rect id="_x0000_i1027" style="width:0;height:1.5pt" o:hralign="center" o:hrstd="t" o:hr="t" fillcolor="#a0a0a0" stroked="f"/>
         </w:pict>
       </w:r>
     </w:p>
@@ -1379,6 +1379,9 @@
             </m:den>
           </m:f>
           <m:r>
+            <m:rPr>
+              <m:sty m:val="p"/>
+            </m:rPr>
             <w:br/>
           </m:r>
         </m:oMath>
@@ -1529,7 +1532,7 @@
     <w:p>
       <w:r>
         <w:pict w14:anchorId="4A22D582">
-          <v:rect id="_x0000_i1088" style="width:0;height:1.5pt" o:hralign="center" o:hrstd="t" o:hr="t" fillcolor="#a0a0a0" stroked="f"/>
+          <v:rect id="_x0000_i1028" style="width:0;height:1.5pt" o:hralign="center" o:hrstd="t" o:hr="t" fillcolor="#a0a0a0" stroked="f"/>
         </w:pict>
       </w:r>
     </w:p>
@@ -1561,15 +1564,7 @@
         </m:r>
       </m:oMath>
       <w:r>
-        <w:t xml:space="preserve">be </w:t>
-      </w:r>
-      <w:proofErr w:type="spellStart"/>
-      <w:r>
-        <w:t>lambda_distance</w:t>
-      </w:r>
-      <w:proofErr w:type="spellEnd"/>
-      <w:r>
-        <w:t>.</w:t>
+        <w:t>be lambda_distance.</w:t>
       </w:r>
     </w:p>
     <w:p>
@@ -1693,9 +1688,6 @@
             <m:t>]</m:t>
           </m:r>
           <m:r>
-            <w:rPr>
-              <w:i/>
-            </w:rPr>
             <w:br/>
           </m:r>
         </m:oMath>
@@ -1764,7 +1756,7 @@
     <w:p>
       <w:r>
         <w:pict w14:anchorId="3565B28C">
-          <v:rect id="_x0000_i1089" style="width:0;height:1.5pt" o:hralign="center" o:hrstd="t" o:hr="t" fillcolor="#a0a0a0" stroked="f"/>
+          <v:rect id="_x0000_i1029" style="width:0;height:1.5pt" o:hralign="center" o:hrstd="t" o:hr="t" fillcolor="#a0a0a0" stroked="f"/>
         </w:pict>
       </w:r>
     </w:p>
@@ -2168,6 +2160,9 @@
             </m:e>
           </m:d>
           <m:r>
+            <m:rPr>
+              <m:sty m:val="p"/>
+            </m:rPr>
             <w:br/>
           </m:r>
         </m:oMath>
@@ -2213,7 +2208,7 @@
     <w:p>
       <w:r>
         <w:pict w14:anchorId="197F61EE">
-          <v:rect id="_x0000_i1090" style="width:0;height:1.5pt" o:hralign="center" o:hrstd="t" o:hr="t" fillcolor="#a0a0a0" stroked="f"/>
+          <v:rect id="_x0000_i1030" style="width:0;height:1.5pt" o:hralign="center" o:hrstd="t" o:hr="t" fillcolor="#a0a0a0" stroked="f"/>
         </w:pict>
       </w:r>
     </w:p>
@@ -2397,9 +2392,6 @@
             <m:t>)</m:t>
           </m:r>
           <m:r>
-            <w:rPr>
-              <w:i/>
-            </w:rPr>
             <w:br/>
           </m:r>
         </m:oMath>
@@ -2606,9 +2598,6 @@
             <m:t>)</m:t>
           </m:r>
           <m:r>
-            <w:rPr>
-              <w:i/>
-            </w:rPr>
             <w:br/>
           </m:r>
         </m:oMath>
@@ -2622,7 +2611,7 @@
     <w:p>
       <w:r>
         <w:pict w14:anchorId="46DC9C5C">
-          <v:rect id="_x0000_i1091" style="width:0;height:1.5pt" o:hralign="center" o:hrstd="t" o:hr="t" fillcolor="#a0a0a0" stroked="f"/>
+          <v:rect id="_x0000_i1031" style="width:0;height:1.5pt" o:hralign="center" o:hrstd="t" o:hr="t" fillcolor="#a0a0a0" stroked="f"/>
         </w:pict>
       </w:r>
     </w:p>
@@ -2640,6 +2629,307 @@
         </w:rPr>
         <w:t>Full formula in one line</w:t>
       </w:r>
+    </w:p>
+    <w:p>
+      <w:pPr>
+        <w:rPr>
+          <w:b/>
+          <w:bCs/>
+        </w:rPr>
+      </w:pPr>
+      <w:proofErr w:type="spellStart"/>
+      <w:r>
+        <w:rPr>
+          <w:b/>
+          <w:bCs/>
+        </w:rPr>
+        <w:t>Spg</w:t>
+      </w:r>
+      <w:proofErr w:type="spellEnd"/>
+      <w:r>
+        <w:rPr>
+          <w:rFonts w:ascii="Arial" w:hAnsi="Arial" w:cs="Arial"/>
+          <w:b/>
+          <w:bCs/>
+        </w:rPr>
+        <w:t>​</w:t>
+      </w:r>
+      <w:r>
+        <w:rPr>
+          <w:b/>
+          <w:bCs/>
+        </w:rPr>
+        <w:t>=</w:t>
+      </w:r>
+      <w:proofErr w:type="spellStart"/>
+      <w:r>
+        <w:rPr>
+          <w:b/>
+          <w:bCs/>
+        </w:rPr>
+        <w:t>Apg</w:t>
+      </w:r>
+      <w:proofErr w:type="spellEnd"/>
+      <w:r>
+        <w:rPr>
+          <w:rFonts w:ascii="Arial" w:hAnsi="Arial" w:cs="Arial"/>
+          <w:b/>
+          <w:bCs/>
+        </w:rPr>
+        <w:t>​</w:t>
+      </w:r>
+      <w:r>
+        <w:rPr>
+          <w:rFonts w:ascii="Cambria Math" w:hAnsi="Cambria Math" w:cs="Cambria Math"/>
+          <w:b/>
+          <w:bCs/>
+        </w:rPr>
+        <w:t>⋅</w:t>
+      </w:r>
+      <w:proofErr w:type="spellStart"/>
+      <w:r>
+        <w:rPr>
+          <w:b/>
+          <w:bCs/>
+        </w:rPr>
+        <w:t>Dpg</w:t>
+      </w:r>
+      <w:proofErr w:type="spellEnd"/>
+      <w:r>
+        <w:rPr>
+          <w:rFonts w:ascii="Arial" w:hAnsi="Arial" w:cs="Arial"/>
+          <w:b/>
+          <w:bCs/>
+        </w:rPr>
+        <w:t>​</w:t>
+      </w:r>
+      <w:r>
+        <w:rPr>
+          <w:rFonts w:ascii="Cambria Math" w:hAnsi="Cambria Math" w:cs="Cambria Math"/>
+          <w:b/>
+          <w:bCs/>
+        </w:rPr>
+        <w:t>⋅</w:t>
+      </w:r>
+      <w:proofErr w:type="spellStart"/>
+      <w:r>
+        <w:rPr>
+          <w:b/>
+          <w:bCs/>
+        </w:rPr>
+        <w:t>Tp</w:t>
+      </w:r>
+      <w:proofErr w:type="spellEnd"/>
+      <w:r>
+        <w:rPr>
+          <w:rFonts w:ascii="Arial" w:hAnsi="Arial" w:cs="Arial"/>
+          <w:b/>
+          <w:bCs/>
+        </w:rPr>
+        <w:t>​</w:t>
+      </w:r>
+    </w:p>
+    <w:p>
+      <w:pPr>
+        <w:rPr>
+          <w:b/>
+          <w:bCs/>
+          <w:lang w:val="en-SE"/>
+        </w:rPr>
+      </w:pPr>
+      <w:r>
+        <w:rPr>
+          <w:b/>
+          <w:bCs/>
+          <w:lang w:val="en-SE"/>
+        </w:rPr>
+        <w:t>where:</w:t>
+      </w:r>
+    </w:p>
+    <w:p>
+      <w:pPr>
+        <w:numPr>
+          <w:ilvl w:val="0"/>
+          <w:numId w:val="23"/>
+        </w:numPr>
+        <w:rPr>
+          <w:b/>
+          <w:bCs/>
+          <w:lang w:val="en-SE"/>
+        </w:rPr>
+      </w:pPr>
+      <m:oMath>
+        <m:sSub>
+          <m:sSubPr>
+            <m:ctrlPr>
+              <w:rPr>
+                <w:rFonts w:ascii="Cambria Math" w:hAnsi="Cambria Math"/>
+                <w:b/>
+                <w:bCs/>
+                <w:lang w:val="en-SE"/>
+              </w:rPr>
+            </m:ctrlPr>
+          </m:sSubPr>
+          <m:e>
+            <m:r>
+              <m:rPr>
+                <m:sty m:val="bi"/>
+              </m:rPr>
+              <w:rPr>
+                <w:rFonts w:ascii="Cambria Math" w:hAnsi="Cambria Math"/>
+                <w:lang w:val="en-SE"/>
+              </w:rPr>
+              <m:t>A</m:t>
+            </m:r>
+          </m:e>
+          <m:sub>
+            <m:r>
+              <m:rPr>
+                <m:sty m:val="bi"/>
+              </m:rPr>
+              <w:rPr>
+                <w:rFonts w:ascii="Cambria Math" w:hAnsi="Cambria Math"/>
+                <w:lang w:val="en-SE"/>
+              </w:rPr>
+              <m:t>pg</m:t>
+            </m:r>
+          </m:sub>
+        </m:sSub>
+      </m:oMath>
+      <w:r>
+        <w:rPr>
+          <w:b/>
+          <w:bCs/>
+          <w:lang w:val="en-SE"/>
+        </w:rPr>
+        <w:t xml:space="preserve">= co-activity term </w:t>
+      </w:r>
+    </w:p>
+    <w:p>
+      <w:pPr>
+        <w:numPr>
+          <w:ilvl w:val="0"/>
+          <w:numId w:val="23"/>
+        </w:numPr>
+        <w:rPr>
+          <w:b/>
+          <w:bCs/>
+          <w:lang w:val="en-SE"/>
+        </w:rPr>
+      </w:pPr>
+      <m:oMath>
+        <m:sSub>
+          <m:sSubPr>
+            <m:ctrlPr>
+              <w:rPr>
+                <w:rFonts w:ascii="Cambria Math" w:hAnsi="Cambria Math"/>
+                <w:b/>
+                <w:bCs/>
+                <w:lang w:val="en-SE"/>
+              </w:rPr>
+            </m:ctrlPr>
+          </m:sSubPr>
+          <m:e>
+            <m:r>
+              <m:rPr>
+                <m:sty m:val="bi"/>
+              </m:rPr>
+              <w:rPr>
+                <w:rFonts w:ascii="Cambria Math" w:hAnsi="Cambria Math"/>
+                <w:lang w:val="en-SE"/>
+              </w:rPr>
+              <m:t>D</m:t>
+            </m:r>
+          </m:e>
+          <m:sub>
+            <m:r>
+              <m:rPr>
+                <m:sty m:val="bi"/>
+              </m:rPr>
+              <w:rPr>
+                <w:rFonts w:ascii="Cambria Math" w:hAnsi="Cambria Math"/>
+                <w:lang w:val="en-SE"/>
+              </w:rPr>
+              <m:t>pg</m:t>
+            </m:r>
+          </m:sub>
+        </m:sSub>
+      </m:oMath>
+      <w:r>
+        <w:rPr>
+          <w:b/>
+          <w:bCs/>
+          <w:lang w:val="en-SE"/>
+        </w:rPr>
+        <w:t xml:space="preserve">= distance modifier </w:t>
+      </w:r>
+    </w:p>
+    <w:p>
+      <w:pPr>
+        <w:numPr>
+          <w:ilvl w:val="0"/>
+          <w:numId w:val="23"/>
+        </w:numPr>
+        <w:rPr>
+          <w:b/>
+          <w:bCs/>
+          <w:lang w:val="en-SE"/>
+        </w:rPr>
+      </w:pPr>
+      <m:oMath>
+        <m:sSub>
+          <m:sSubPr>
+            <m:ctrlPr>
+              <w:rPr>
+                <w:rFonts w:ascii="Cambria Math" w:hAnsi="Cambria Math"/>
+                <w:b/>
+                <w:bCs/>
+                <w:lang w:val="en-SE"/>
+              </w:rPr>
+            </m:ctrlPr>
+          </m:sSubPr>
+          <m:e>
+            <m:r>
+              <m:rPr>
+                <m:sty m:val="bi"/>
+              </m:rPr>
+              <w:rPr>
+                <w:rFonts w:ascii="Cambria Math" w:hAnsi="Cambria Math"/>
+                <w:lang w:val="en-SE"/>
+              </w:rPr>
+              <m:t>T</m:t>
+            </m:r>
+          </m:e>
+          <m:sub>
+            <m:r>
+              <m:rPr>
+                <m:sty m:val="bi"/>
+              </m:rPr>
+              <w:rPr>
+                <w:rFonts w:ascii="Cambria Math" w:hAnsi="Cambria Math"/>
+                <w:lang w:val="en-SE"/>
+              </w:rPr>
+              <m:t>p</m:t>
+            </m:r>
+          </m:sub>
+        </m:sSub>
+      </m:oMath>
+      <w:r>
+        <w:rPr>
+          <w:b/>
+          <w:bCs/>
+          <w:lang w:val="en-SE"/>
+        </w:rPr>
+        <w:t>= TF modifier</w:t>
+      </w:r>
+    </w:p>
+    <w:p>
+      <w:pPr>
+        <w:rPr>
+          <w:b/>
+          <w:bCs/>
+        </w:rPr>
+      </w:pPr>
     </w:p>
     <w:p>
       <m:oMathPara>
@@ -3060,6 +3350,9 @@
             </m:e>
           </m:borderBox>
           <m:r>
+            <m:rPr>
+              <m:sty m:val="p"/>
+            </m:rPr>
             <w:br/>
           </m:r>
         </m:oMath>
@@ -3082,6 +3375,7 @@
           <w:rPr>
             <w:rFonts w:ascii="Cambria Math" w:hAnsi="Cambria Math"/>
           </w:rPr>
+          <w:lastRenderedPageBreak/>
           <m:t>λ=</m:t>
         </m:r>
       </m:oMath>
@@ -3199,7 +3493,7 @@
     <w:p>
       <w:r>
         <w:pict w14:anchorId="18675868">
-          <v:rect id="_x0000_i1092" style="width:0;height:1.5pt" o:hralign="center" o:hrstd="t" o:hr="t" fillcolor="#a0a0a0" stroked="f"/>
+          <v:rect id="_x0000_i1032" style="width:0;height:1.5pt" o:hralign="center" o:hrstd="t" o:hr="t" fillcolor="#a0a0a0" stroked="f"/>
         </w:pict>
       </w:r>
     </w:p>
@@ -3220,7 +3514,6 @@
     </w:p>
     <w:p>
       <w:r>
-        <w:lastRenderedPageBreak/>
         <w:t xml:space="preserve">For all candidate peak–gene pairs, rank by decreasing </w:t>
       </w:r>
       <m:oMath>
@@ -3335,9 +3628,6 @@
             <m:t>)</m:t>
           </m:r>
           <m:r>
-            <w:rPr>
-              <w:i/>
-            </w:rPr>
             <w:br/>
           </m:r>
         </m:oMath>
@@ -3381,7 +3671,7 @@
     <w:p>
       <w:r>
         <w:pict w14:anchorId="4FB73F3C">
-          <v:rect id="_x0000_i1093" style="width:0;height:1.5pt" o:hralign="center" o:hrstd="t" o:hr="t" fillcolor="#a0a0a0" stroked="f"/>
+          <v:rect id="_x0000_i1033" style="width:0;height:1.5pt" o:hralign="center" o:hrstd="t" o:hr="t" fillcolor="#a0a0a0" stroked="f"/>
         </w:pict>
       </w:r>
     </w:p>
@@ -3503,6 +3793,9 @@
             </m:sub>
           </m:sSub>
           <m:r>
+            <m:rPr>
+              <m:sty m:val="p"/>
+            </m:rPr>
             <w:br/>
           </m:r>
         </m:oMath>
@@ -3639,9 +3932,6 @@
             <m:t>]</m:t>
           </m:r>
           <m:r>
-            <w:rPr>
-              <w:i/>
-            </w:rPr>
             <w:br/>
           </m:r>
         </m:oMath>
@@ -3778,9 +4068,6 @@
             <m:t>)</m:t>
           </m:r>
           <m:r>
-            <w:rPr>
-              <w:i/>
-            </w:rPr>
             <w:br/>
           </m:r>
         </m:oMath>
@@ -3880,6 +4167,9 @@
             </m:sub>
           </m:sSub>
           <m:r>
+            <m:rPr>
+              <m:sty m:val="p"/>
+            </m:rPr>
             <w:br/>
           </m:r>
         </m:oMath>
@@ -3888,7 +4178,7 @@
     <w:p>
       <w:r>
         <w:pict w14:anchorId="4401B624">
-          <v:rect id="_x0000_i1094" style="width:0;height:1.5pt" o:hralign="center" o:hrstd="t" o:hr="t" fillcolor="#a0a0a0" stroked="f"/>
+          <v:rect id="_x0000_i1034" style="width:0;height:1.5pt" o:hralign="center" o:hrstd="t" o:hr="t" fillcolor="#a0a0a0" stroked="f"/>
         </w:pict>
       </w:r>
     </w:p>
@@ -3914,6 +4204,7 @@
     </w:p>
     <w:p>
       <w:r>
+        <w:lastRenderedPageBreak/>
         <w:t xml:space="preserve">For each candidate peak–gene pair </w:t>
       </w:r>
       <m:oMath>
@@ -4175,6 +4466,9 @@
             <m:t>.</m:t>
           </m:r>
           <m:r>
+            <m:rPr>
+              <m:sty m:val="p"/>
+            </m:rPr>
             <w:br/>
           </m:r>
         </m:oMath>
@@ -4213,7 +4507,6 @@
     </w:p>
     <w:p>
       <w:r>
-        <w:lastRenderedPageBreak/>
         <w:t>Your current method is:</w:t>
       </w:r>
     </w:p>
@@ -4266,7 +4559,7 @@
     <w:p>
       <w:r>
         <w:pict w14:anchorId="24D2EE49">
-          <v:rect id="_x0000_i1165" style="width:0;height:1.5pt" o:hralign="center" o:hrstd="t" o:hr="t" fillcolor="#a0a0a0" stroked="f"/>
+          <v:rect id="_x0000_i1035" style="width:0;height:1.5pt" o:hralign="center" o:hrstd="t" o:hr="t" fillcolor="#a0a0a0" stroked="f"/>
         </w:pict>
       </w:r>
     </w:p>
@@ -4342,7 +4635,7 @@
     <w:p>
       <w:r>
         <w:pict w14:anchorId="4B0C1DE4">
-          <v:rect id="_x0000_i1166" style="width:0;height:1.5pt" o:hralign="center" o:hrstd="t" o:hr="t" fillcolor="#a0a0a0" stroked="f"/>
+          <v:rect id="_x0000_i1036" style="width:0;height:1.5pt" o:hralign="center" o:hrstd="t" o:hr="t" fillcolor="#a0a0a0" stroked="f"/>
         </w:pict>
       </w:r>
     </w:p>
@@ -4440,6 +4733,7 @@
     </w:p>
     <w:p>
       <w:r>
+        <w:lastRenderedPageBreak/>
         <w:t>From motif matches in each peak:</w:t>
       </w:r>
     </w:p>
@@ -4550,7 +4844,6 @@
             <m:rPr>
               <m:nor/>
             </m:rPr>
-            <w:lastRenderedPageBreak/>
             <m:t>TF</m:t>
           </m:r>
           <m:r>
@@ -4677,6 +4970,9 @@
             </m:sub>
           </m:sSub>
           <m:r>
+            <m:rPr>
+              <m:sty m:val="p"/>
+            </m:rPr>
             <w:br/>
           </m:r>
         </m:oMath>
@@ -4771,7 +5067,7 @@
     <w:p>
       <w:r>
         <w:pict w14:anchorId="2AE39696">
-          <v:rect id="_x0000_i1167" style="width:0;height:1.5pt" o:hralign="center" o:hrstd="t" o:hr="t" fillcolor="#a0a0a0" stroked="f"/>
+          <v:rect id="_x0000_i1037" style="width:0;height:1.5pt" o:hralign="center" o:hrstd="t" o:hr="t" fillcolor="#a0a0a0" stroked="f"/>
         </w:pict>
       </w:r>
     </w:p>
@@ -4862,7 +5158,7 @@
     <w:p>
       <w:r>
         <w:pict w14:anchorId="7814BB66">
-          <v:rect id="_x0000_i1168" style="width:0;height:1.5pt" o:hralign="center" o:hrstd="t" o:hr="t" fillcolor="#a0a0a0" stroked="f"/>
+          <v:rect id="_x0000_i1038" style="width:0;height:1.5pt" o:hralign="center" o:hrstd="t" o:hr="t" fillcolor="#a0a0a0" stroked="f"/>
         </w:pict>
       </w:r>
     </w:p>
@@ -4932,13 +5228,14 @@
     </w:p>
     <w:p>
       <w:r>
+        <w:lastRenderedPageBreak/>
         <w:t>That’s where it becomes interesting.</w:t>
       </w:r>
     </w:p>
     <w:p>
       <w:r>
         <w:pict w14:anchorId="4E664020">
-          <v:rect id="_x0000_i1169" style="width:0;height:1.5pt" o:hralign="center" o:hrstd="t" o:hr="t" fillcolor="#a0a0a0" stroked="f"/>
+          <v:rect id="_x0000_i1039" style="width:0;height:1.5pt" o:hralign="center" o:hrstd="t" o:hr="t" fillcolor="#a0a0a0" stroked="f"/>
         </w:pict>
       </w:r>
     </w:p>
@@ -5012,9 +5309,8 @@
     </w:p>
     <w:p>
       <w:r>
-        <w:lastRenderedPageBreak/>
         <w:pict w14:anchorId="43B6E012">
-          <v:rect id="_x0000_i1170" style="width:0;height:1.5pt" o:hralign="center" o:hrstd="t" o:hr="t" fillcolor="#a0a0a0" stroked="f"/>
+          <v:rect id="_x0000_i1040" style="width:0;height:1.5pt" o:hralign="center" o:hrstd="t" o:hr="t" fillcolor="#a0a0a0" stroked="f"/>
         </w:pict>
       </w:r>
     </w:p>
@@ -5103,7 +5399,7 @@
     <w:p>
       <w:r>
         <w:pict w14:anchorId="59BEE136">
-          <v:rect id="_x0000_i1171" style="width:0;height:1.5pt" o:hralign="center" o:hrstd="t" o:hr="t" fillcolor="#a0a0a0" stroked="f"/>
+          <v:rect id="_x0000_i1041" style="width:0;height:1.5pt" o:hralign="center" o:hrstd="t" o:hr="t" fillcolor="#a0a0a0" stroked="f"/>
         </w:pict>
       </w:r>
     </w:p>
@@ -5216,6 +5512,7 @@
       </w:pPr>
       <w:proofErr w:type="spellStart"/>
       <w:r>
+        <w:lastRenderedPageBreak/>
         <w:t>network_score</w:t>
       </w:r>
       <w:proofErr w:type="spellEnd"/>
@@ -5263,7 +5560,7 @@
     <w:p>
       <w:r>
         <w:pict w14:anchorId="0AD2CA2F">
-          <v:rect id="_x0000_i1172" style="width:0;height:1.5pt" o:hralign="center" o:hrstd="t" o:hr="t" fillcolor="#a0a0a0" stroked="f"/>
+          <v:rect id="_x0000_i1042" style="width:0;height:1.5pt" o:hralign="center" o:hrstd="t" o:hr="t" fillcolor="#a0a0a0" stroked="f"/>
         </w:pict>
       </w:r>
     </w:p>
@@ -5330,7 +5627,6 @@
         </w:numPr>
       </w:pPr>
       <w:r>
-        <w:lastRenderedPageBreak/>
         <w:t xml:space="preserve">TF activity estimates </w:t>
       </w:r>
     </w:p>
@@ -5353,7 +5649,7 @@
     <w:p>
       <w:r>
         <w:pict w14:anchorId="53A32053">
-          <v:rect id="_x0000_i1173" style="width:0;height:1.5pt" o:hralign="center" o:hrstd="t" o:hr="t" fillcolor="#a0a0a0" stroked="f"/>
+          <v:rect id="_x0000_i1043" style="width:0;height:1.5pt" o:hralign="center" o:hrstd="t" o:hr="t" fillcolor="#a0a0a0" stroked="f"/>
         </w:pict>
       </w:r>
     </w:p>
@@ -5459,7 +5755,7 @@
     <w:p>
       <w:r>
         <w:pict w14:anchorId="341BF349">
-          <v:rect id="_x0000_i1174" style="width:0;height:1.5pt" o:hralign="center" o:hrstd="t" o:hr="t" fillcolor="#a0a0a0" stroked="f"/>
+          <v:rect id="_x0000_i1044" style="width:0;height:1.5pt" o:hralign="center" o:hrstd="t" o:hr="t" fillcolor="#a0a0a0" stroked="f"/>
         </w:pict>
       </w:r>
     </w:p>
@@ -5499,6 +5795,7 @@
     </w:p>
     <w:p>
       <w:r>
+        <w:lastRenderedPageBreak/>
         <w:t>But the right move is:</w:t>
       </w:r>
     </w:p>
@@ -6699,6 +6996,155 @@
     </w:lvl>
   </w:abstractNum>
   <w:abstractNum w:abstractNumId="8" w15:restartNumberingAfterBreak="0">
+    <w:nsid w:val="2D6079ED"/>
+    <w:multiLevelType w:val="multilevel"/>
+    <w:tmpl w:val="AEFA2920"/>
+    <w:lvl w:ilvl="0">
+      <w:start w:val="1"/>
+      <w:numFmt w:val="bullet"/>
+      <w:lvlText w:val=""/>
+      <w:lvlJc w:val="left"/>
+      <w:pPr>
+        <w:tabs>
+          <w:tab w:val="num" w:pos="720"/>
+        </w:tabs>
+        <w:ind w:left="720" w:hanging="360"/>
+      </w:pPr>
+      <w:rPr>
+        <w:rFonts w:ascii="Symbol" w:hAnsi="Symbol" w:hint="default"/>
+        <w:sz w:val="20"/>
+      </w:rPr>
+    </w:lvl>
+    <w:lvl w:ilvl="1" w:tentative="1">
+      <w:start w:val="1"/>
+      <w:numFmt w:val="bullet"/>
+      <w:lvlText w:val="o"/>
+      <w:lvlJc w:val="left"/>
+      <w:pPr>
+        <w:tabs>
+          <w:tab w:val="num" w:pos="1440"/>
+        </w:tabs>
+        <w:ind w:left="1440" w:hanging="360"/>
+      </w:pPr>
+      <w:rPr>
+        <w:rFonts w:ascii="Courier New" w:hAnsi="Courier New" w:hint="default"/>
+        <w:sz w:val="20"/>
+      </w:rPr>
+    </w:lvl>
+    <w:lvl w:ilvl="2" w:tentative="1">
+      <w:start w:val="1"/>
+      <w:numFmt w:val="bullet"/>
+      <w:lvlText w:val=""/>
+      <w:lvlJc w:val="left"/>
+      <w:pPr>
+        <w:tabs>
+          <w:tab w:val="num" w:pos="2160"/>
+        </w:tabs>
+        <w:ind w:left="2160" w:hanging="360"/>
+      </w:pPr>
+      <w:rPr>
+        <w:rFonts w:ascii="Wingdings" w:hAnsi="Wingdings" w:hint="default"/>
+        <w:sz w:val="20"/>
+      </w:rPr>
+    </w:lvl>
+    <w:lvl w:ilvl="3" w:tentative="1">
+      <w:start w:val="1"/>
+      <w:numFmt w:val="bullet"/>
+      <w:lvlText w:val=""/>
+      <w:lvlJc w:val="left"/>
+      <w:pPr>
+        <w:tabs>
+          <w:tab w:val="num" w:pos="2880"/>
+        </w:tabs>
+        <w:ind w:left="2880" w:hanging="360"/>
+      </w:pPr>
+      <w:rPr>
+        <w:rFonts w:ascii="Wingdings" w:hAnsi="Wingdings" w:hint="default"/>
+        <w:sz w:val="20"/>
+      </w:rPr>
+    </w:lvl>
+    <w:lvl w:ilvl="4" w:tentative="1">
+      <w:start w:val="1"/>
+      <w:numFmt w:val="bullet"/>
+      <w:lvlText w:val=""/>
+      <w:lvlJc w:val="left"/>
+      <w:pPr>
+        <w:tabs>
+          <w:tab w:val="num" w:pos="3600"/>
+        </w:tabs>
+        <w:ind w:left="3600" w:hanging="360"/>
+      </w:pPr>
+      <w:rPr>
+        <w:rFonts w:ascii="Wingdings" w:hAnsi="Wingdings" w:hint="default"/>
+        <w:sz w:val="20"/>
+      </w:rPr>
+    </w:lvl>
+    <w:lvl w:ilvl="5" w:tentative="1">
+      <w:start w:val="1"/>
+      <w:numFmt w:val="bullet"/>
+      <w:lvlText w:val=""/>
+      <w:lvlJc w:val="left"/>
+      <w:pPr>
+        <w:tabs>
+          <w:tab w:val="num" w:pos="4320"/>
+        </w:tabs>
+        <w:ind w:left="4320" w:hanging="360"/>
+      </w:pPr>
+      <w:rPr>
+        <w:rFonts w:ascii="Wingdings" w:hAnsi="Wingdings" w:hint="default"/>
+        <w:sz w:val="20"/>
+      </w:rPr>
+    </w:lvl>
+    <w:lvl w:ilvl="6" w:tentative="1">
+      <w:start w:val="1"/>
+      <w:numFmt w:val="bullet"/>
+      <w:lvlText w:val=""/>
+      <w:lvlJc w:val="left"/>
+      <w:pPr>
+        <w:tabs>
+          <w:tab w:val="num" w:pos="5040"/>
+        </w:tabs>
+        <w:ind w:left="5040" w:hanging="360"/>
+      </w:pPr>
+      <w:rPr>
+        <w:rFonts w:ascii="Wingdings" w:hAnsi="Wingdings" w:hint="default"/>
+        <w:sz w:val="20"/>
+      </w:rPr>
+    </w:lvl>
+    <w:lvl w:ilvl="7" w:tentative="1">
+      <w:start w:val="1"/>
+      <w:numFmt w:val="bullet"/>
+      <w:lvlText w:val=""/>
+      <w:lvlJc w:val="left"/>
+      <w:pPr>
+        <w:tabs>
+          <w:tab w:val="num" w:pos="5760"/>
+        </w:tabs>
+        <w:ind w:left="5760" w:hanging="360"/>
+      </w:pPr>
+      <w:rPr>
+        <w:rFonts w:ascii="Wingdings" w:hAnsi="Wingdings" w:hint="default"/>
+        <w:sz w:val="20"/>
+      </w:rPr>
+    </w:lvl>
+    <w:lvl w:ilvl="8" w:tentative="1">
+      <w:start w:val="1"/>
+      <w:numFmt w:val="bullet"/>
+      <w:lvlText w:val=""/>
+      <w:lvlJc w:val="left"/>
+      <w:pPr>
+        <w:tabs>
+          <w:tab w:val="num" w:pos="6480"/>
+        </w:tabs>
+        <w:ind w:left="6480" w:hanging="360"/>
+      </w:pPr>
+      <w:rPr>
+        <w:rFonts w:ascii="Wingdings" w:hAnsi="Wingdings" w:hint="default"/>
+        <w:sz w:val="20"/>
+      </w:rPr>
+    </w:lvl>
+  </w:abstractNum>
+  <w:abstractNum w:abstractNumId="9" w15:restartNumberingAfterBreak="0">
     <w:nsid w:val="2E762F65"/>
     <w:multiLevelType w:val="multilevel"/>
     <w:tmpl w:val="D3482D2A"/>
@@ -6847,7 +7293,7 @@
       </w:rPr>
     </w:lvl>
   </w:abstractNum>
-  <w:abstractNum w:abstractNumId="9" w15:restartNumberingAfterBreak="0">
+  <w:abstractNum w:abstractNumId="10" w15:restartNumberingAfterBreak="0">
     <w:nsid w:val="309F713F"/>
     <w:multiLevelType w:val="multilevel"/>
     <w:tmpl w:val="77B60480"/>
@@ -6996,7 +7442,7 @@
       </w:rPr>
     </w:lvl>
   </w:abstractNum>
-  <w:abstractNum w:abstractNumId="10" w15:restartNumberingAfterBreak="0">
+  <w:abstractNum w:abstractNumId="11" w15:restartNumberingAfterBreak="0">
     <w:nsid w:val="32B911E0"/>
     <w:multiLevelType w:val="multilevel"/>
     <w:tmpl w:val="FEEA22F4"/>
@@ -7145,7 +7591,7 @@
       </w:rPr>
     </w:lvl>
   </w:abstractNum>
-  <w:abstractNum w:abstractNumId="11" w15:restartNumberingAfterBreak="0">
+  <w:abstractNum w:abstractNumId="12" w15:restartNumberingAfterBreak="0">
     <w:nsid w:val="38B41215"/>
     <w:multiLevelType w:val="multilevel"/>
     <w:tmpl w:val="AA1210C0"/>
@@ -7294,7 +7740,7 @@
       </w:rPr>
     </w:lvl>
   </w:abstractNum>
-  <w:abstractNum w:abstractNumId="12" w15:restartNumberingAfterBreak="0">
+  <w:abstractNum w:abstractNumId="13" w15:restartNumberingAfterBreak="0">
     <w:nsid w:val="39BE5FB4"/>
     <w:multiLevelType w:val="multilevel"/>
     <w:tmpl w:val="A408395A"/>
@@ -7443,7 +7889,7 @@
       </w:rPr>
     </w:lvl>
   </w:abstractNum>
-  <w:abstractNum w:abstractNumId="13" w15:restartNumberingAfterBreak="0">
+  <w:abstractNum w:abstractNumId="14" w15:restartNumberingAfterBreak="0">
     <w:nsid w:val="42F6163D"/>
     <w:multiLevelType w:val="multilevel"/>
     <w:tmpl w:val="B840E62A"/>
@@ -7592,7 +8038,7 @@
       </w:rPr>
     </w:lvl>
   </w:abstractNum>
-  <w:abstractNum w:abstractNumId="14" w15:restartNumberingAfterBreak="0">
+  <w:abstractNum w:abstractNumId="15" w15:restartNumberingAfterBreak="0">
     <w:nsid w:val="537E4B99"/>
     <w:multiLevelType w:val="multilevel"/>
     <w:tmpl w:val="CF14BC36"/>
@@ -7741,7 +8187,7 @@
       </w:rPr>
     </w:lvl>
   </w:abstractNum>
-  <w:abstractNum w:abstractNumId="15" w15:restartNumberingAfterBreak="0">
+  <w:abstractNum w:abstractNumId="16" w15:restartNumberingAfterBreak="0">
     <w:nsid w:val="61622536"/>
     <w:multiLevelType w:val="multilevel"/>
     <w:tmpl w:val="6BB469A4"/>
@@ -7890,7 +8336,7 @@
       </w:rPr>
     </w:lvl>
   </w:abstractNum>
-  <w:abstractNum w:abstractNumId="16" w15:restartNumberingAfterBreak="0">
+  <w:abstractNum w:abstractNumId="17" w15:restartNumberingAfterBreak="0">
     <w:nsid w:val="69A53EF6"/>
     <w:multiLevelType w:val="multilevel"/>
     <w:tmpl w:val="5BBC925C"/>
@@ -8039,7 +8485,7 @@
       </w:rPr>
     </w:lvl>
   </w:abstractNum>
-  <w:abstractNum w:abstractNumId="17" w15:restartNumberingAfterBreak="0">
+  <w:abstractNum w:abstractNumId="18" w15:restartNumberingAfterBreak="0">
     <w:nsid w:val="6E130F1F"/>
     <w:multiLevelType w:val="multilevel"/>
     <w:tmpl w:val="8D06C0FA"/>
@@ -8188,7 +8634,7 @@
       </w:rPr>
     </w:lvl>
   </w:abstractNum>
-  <w:abstractNum w:abstractNumId="18" w15:restartNumberingAfterBreak="0">
+  <w:abstractNum w:abstractNumId="19" w15:restartNumberingAfterBreak="0">
     <w:nsid w:val="70F00385"/>
     <w:multiLevelType w:val="multilevel"/>
     <w:tmpl w:val="847E6C28"/>
@@ -8337,7 +8783,7 @@
       </w:rPr>
     </w:lvl>
   </w:abstractNum>
-  <w:abstractNum w:abstractNumId="19" w15:restartNumberingAfterBreak="0">
+  <w:abstractNum w:abstractNumId="20" w15:restartNumberingAfterBreak="0">
     <w:nsid w:val="785D4AE0"/>
     <w:multiLevelType w:val="multilevel"/>
     <w:tmpl w:val="68AAA7D6"/>
@@ -8486,7 +8932,7 @@
       </w:rPr>
     </w:lvl>
   </w:abstractNum>
-  <w:abstractNum w:abstractNumId="20" w15:restartNumberingAfterBreak="0">
+  <w:abstractNum w:abstractNumId="21" w15:restartNumberingAfterBreak="0">
     <w:nsid w:val="7C8F5919"/>
     <w:multiLevelType w:val="multilevel"/>
     <w:tmpl w:val="D010977A"/>
@@ -8635,7 +9081,7 @@
       </w:rPr>
     </w:lvl>
   </w:abstractNum>
-  <w:abstractNum w:abstractNumId="21" w15:restartNumberingAfterBreak="0">
+  <w:abstractNum w:abstractNumId="22" w15:restartNumberingAfterBreak="0">
     <w:nsid w:val="7D6A1095"/>
     <w:multiLevelType w:val="multilevel"/>
     <w:tmpl w:val="BD3C2518"/>
@@ -8788,34 +9234,34 @@
     <w:abstractNumId w:val="6"/>
   </w:num>
   <w:num w:numId="2" w16cid:durableId="971979158">
-    <w:abstractNumId w:val="21"/>
+    <w:abstractNumId w:val="22"/>
   </w:num>
   <w:num w:numId="3" w16cid:durableId="742262413">
     <w:abstractNumId w:val="0"/>
   </w:num>
   <w:num w:numId="4" w16cid:durableId="291793629">
-    <w:abstractNumId w:val="15"/>
+    <w:abstractNumId w:val="16"/>
   </w:num>
   <w:num w:numId="5" w16cid:durableId="1280839658">
     <w:abstractNumId w:val="2"/>
   </w:num>
   <w:num w:numId="6" w16cid:durableId="838816427">
-    <w:abstractNumId w:val="19"/>
+    <w:abstractNumId w:val="20"/>
   </w:num>
   <w:num w:numId="7" w16cid:durableId="57095600">
-    <w:abstractNumId w:val="14"/>
+    <w:abstractNumId w:val="15"/>
   </w:num>
   <w:num w:numId="8" w16cid:durableId="14500756">
-    <w:abstractNumId w:val="11"/>
+    <w:abstractNumId w:val="12"/>
   </w:num>
   <w:num w:numId="9" w16cid:durableId="1017002708">
-    <w:abstractNumId w:val="16"/>
+    <w:abstractNumId w:val="17"/>
   </w:num>
   <w:num w:numId="10" w16cid:durableId="19936587">
     <w:abstractNumId w:val="4"/>
   </w:num>
   <w:num w:numId="11" w16cid:durableId="322782588">
-    <w:abstractNumId w:val="9"/>
+    <w:abstractNumId w:val="10"/>
   </w:num>
   <w:num w:numId="12" w16cid:durableId="754518100">
     <w:abstractNumId w:val="3"/>
@@ -8824,31 +9270,34 @@
     <w:abstractNumId w:val="7"/>
   </w:num>
   <w:num w:numId="14" w16cid:durableId="1566067229">
-    <w:abstractNumId w:val="12"/>
+    <w:abstractNumId w:val="13"/>
   </w:num>
   <w:num w:numId="15" w16cid:durableId="572929598">
     <w:abstractNumId w:val="1"/>
   </w:num>
   <w:num w:numId="16" w16cid:durableId="154956440">
-    <w:abstractNumId w:val="8"/>
+    <w:abstractNumId w:val="9"/>
   </w:num>
   <w:num w:numId="17" w16cid:durableId="1839032346">
+    <w:abstractNumId w:val="19"/>
+  </w:num>
+  <w:num w:numId="18" w16cid:durableId="1294168194">
+    <w:abstractNumId w:val="21"/>
+  </w:num>
+  <w:num w:numId="19" w16cid:durableId="1507817911">
     <w:abstractNumId w:val="18"/>
   </w:num>
-  <w:num w:numId="18" w16cid:durableId="1294168194">
-    <w:abstractNumId w:val="20"/>
-  </w:num>
-  <w:num w:numId="19" w16cid:durableId="1507817911">
-    <w:abstractNumId w:val="17"/>
-  </w:num>
   <w:num w:numId="20" w16cid:durableId="935097826">
-    <w:abstractNumId w:val="13"/>
+    <w:abstractNumId w:val="14"/>
   </w:num>
   <w:num w:numId="21" w16cid:durableId="645743180">
-    <w:abstractNumId w:val="10"/>
+    <w:abstractNumId w:val="11"/>
   </w:num>
   <w:num w:numId="22" w16cid:durableId="689185433">
     <w:abstractNumId w:val="5"/>
+  </w:num>
+  <w:num w:numId="23" w16cid:durableId="93870483">
+    <w:abstractNumId w:val="8"/>
   </w:num>
 </w:numbering>
 </file>
